--- a/text/0prologue/prologue.docx
+++ b/text/0prologue/prologue.docx
@@ -1105,31 +1105,7 @@
         <w:rPr>
           <w:lang w:val="ru-RU"/>
         </w:rPr>
-        <w:t xml:space="preserve">. </w:t>
-      </w:r>
-      <w:r>
-        <w:rPr>
-          <w:lang w:val="ru-RU"/>
-        </w:rPr>
-        <w:t xml:space="preserve">Врата, Существа и Бури </w:t>
-      </w:r>
-      <w:r>
-        <w:rPr>
-          <w:lang w:val="ru-RU"/>
-        </w:rPr>
-        <w:t xml:space="preserve">постепенно </w:t>
-      </w:r>
-      <w:r>
-        <w:rPr>
-          <w:lang w:val="ru-RU"/>
-        </w:rPr>
-        <w:t xml:space="preserve">стали примерно тем же, чем являются, например, необычные водопады, экзотические животные и </w:t>
-      </w:r>
-      <w:r>
-        <w:rPr>
-          <w:lang w:val="ru-RU"/>
-        </w:rPr>
-        <w:t>атмосферные циклоны.</w:t>
+        <w:t>. Врата, Существа и Бури постепенно стали примерно тем же, чем являются, например, необычные водопады, экзотические животные и атмосферные циклоны.</w:t>
       </w:r>
     </w:p>
     <w:p>
@@ -2155,19 +2131,7 @@
         <w:rPr>
           <w:lang w:val="ru-RU"/>
         </w:rPr>
-        <w:t xml:space="preserve"> и структуры, создавая, например, видоизменяющуюся мебель, </w:t>
-      </w:r>
-      <w:r>
-        <w:rPr>
-          <w:lang w:val="ru-RU"/>
-        </w:rPr>
-        <w:t xml:space="preserve">одежду </w:t>
-      </w:r>
-      <w:r>
-        <w:rPr>
-          <w:lang w:val="ru-RU"/>
-        </w:rPr>
-        <w:t>и другие предметы обихода.</w:t>
+        <w:t xml:space="preserve"> и структуры, создавая, например, видоизменяющуюся мебель, одежду и другие предметы обихода.</w:t>
       </w:r>
     </w:p>
     <w:p>
@@ -2315,19 +2279,7 @@
         <w:rPr>
           <w:lang w:val="ru-RU"/>
         </w:rPr>
-        <w:t xml:space="preserve"> технологии и использование </w:t>
-      </w:r>
-      <w:r>
-        <w:rPr>
-          <w:lang w:val="ru-RU"/>
-        </w:rPr>
-        <w:t xml:space="preserve">СП </w:t>
-      </w:r>
-      <w:r>
-        <w:rPr>
-          <w:lang w:val="ru-RU"/>
-        </w:rPr>
-        <w:t>позволили сделать воздушный транспорт в Первом Варианте максимально комфортным и безопасным.</w:t>
+        <w:t xml:space="preserve"> технологии и использование СП позволили сделать воздушный транспорт в Первом Варианте максимально комфортным и безопасным.</w:t>
       </w:r>
     </w:p>
     <w:p>
@@ -2353,19 +2305,7 @@
           <w:lang w:val="ru-RU"/>
         </w:rPr>
         <w:lastRenderedPageBreak/>
-        <w:t xml:space="preserve">самое, что сравнивать </w:t>
-      </w:r>
-      <w:r>
-        <w:rPr>
-          <w:lang w:val="ru-RU"/>
-        </w:rPr>
-        <w:t>нашу Галактику</w:t>
-      </w:r>
-      <w:r>
-        <w:rPr>
-          <w:lang w:val="ru-RU"/>
-        </w:rPr>
-        <w:t xml:space="preserve"> и Солнечную систему. Во многом благодаря СП их (впрочем, теперь уже и моя) Сеть на несколько порядков больше нашей, а также гораздо более интегрирована в повседневную жизнь — что тоже во многом обусловлено использованием </w:t>
+        <w:t xml:space="preserve">самое, что сравнивать нашу Галактику и Солнечную систему. Во многом благодаря СП их (впрочем, теперь уже и моя) Сеть на несколько порядков больше нашей, а также гораздо более интегрирована в повседневную жизнь — что тоже во многом обусловлено использованием </w:t>
       </w:r>
       <w:r>
         <w:rPr>
@@ -2818,7 +2758,19 @@
         <w:rPr>
           <w:lang w:val="ru-RU"/>
         </w:rPr>
-        <w:t>Тогда же к нам присоединилась Кирстен, сотрудница Агентства Межвариантных Операций (АМВ) и бывшая инструктор Арта в период его страйдерской подготовки. АМВ вместе с АРК, а также третьим — Агентством по Межвариантному Сотрудничеству и Развитию или АМВР — составляют единую группу исполнительных органов при Мировом Форуме Первого Варианта, занимающихся взаимодействием с другими мирами Дельты.</w:t>
+        <w:t>Тогда же к нам присоединилась Кирстен, сотрудница Агентства Межвариантных Операций (АМ</w:t>
+      </w:r>
+      <w:r>
+        <w:rPr>
+          <w:lang w:val="en-US"/>
+        </w:rPr>
+        <w:t>O</w:t>
+      </w:r>
+      <w:r>
+        <w:rPr>
+          <w:lang w:val="ru-RU"/>
+        </w:rPr>
+        <w:t>) и бывшая инструктор Арта в период его страйдерской подготовки. АМВ вместе с АРК, а также третьим — Агентством по Межвариантному Сотрудничеству и Развитию или АМВР — составляют единую группу исполнительных органов при Мировом Форуме Первого Варианта, занимающихся взаимодействием с другими мирами Дельты.</w:t>
       </w:r>
     </w:p>
     <w:p>
@@ -2966,55 +2918,7 @@
         <w:rPr>
           <w:lang w:val="ru-RU"/>
         </w:rPr>
-        <w:t>Также</w:t>
-      </w:r>
-      <w:r>
-        <w:rPr>
-          <w:lang w:val="ru-RU"/>
-        </w:rPr>
-        <w:t>, как мы узнали позднее,</w:t>
-      </w:r>
-      <w:r>
-        <w:rPr>
-          <w:lang w:val="ru-RU"/>
-        </w:rPr>
-        <w:t xml:space="preserve"> после того, как в новом, Девятом Варианте побывала группа страйдеров, которая установила, что этот Вариант является миром Существ, переход в этот Вариант вдруг «закрылся». То есть, люди, которые проявляли намерение направиться в Девятый Вариант</w:t>
-      </w:r>
-      <w:r>
-        <w:rPr>
-          <w:lang w:val="ru-RU"/>
-        </w:rPr>
-        <w:t>,</w:t>
-      </w:r>
-      <w:r>
-        <w:rPr>
-          <w:lang w:val="ru-RU"/>
-        </w:rPr>
-        <w:t xml:space="preserve"> </w:t>
-      </w:r>
-      <w:r>
-        <w:rPr>
-          <w:lang w:val="ru-RU"/>
-        </w:rPr>
-        <w:t xml:space="preserve">стали </w:t>
-      </w:r>
-      <w:r>
-        <w:rPr>
-          <w:lang w:val="ru-RU"/>
-        </w:rPr>
-        <w:t>ощуща</w:t>
-      </w:r>
-      <w:r>
-        <w:rPr>
-          <w:lang w:val="ru-RU"/>
-        </w:rPr>
-        <w:t>ть</w:t>
-      </w:r>
-      <w:r>
-        <w:rPr>
-          <w:lang w:val="ru-RU"/>
-        </w:rPr>
-        <w:t xml:space="preserve"> на себе такое же нарастающее и становящееся нестерпимым давление, которое до этого испытывали все те, кто пытался приблизиться к Существам. </w:t>
+        <w:t xml:space="preserve">Также, как мы узнали позднее, после того, как в новом, Девятом Варианте побывала группа страйдеров, которая установила, что этот Вариант является миром Существ, переход в этот Вариант вдруг «закрылся». То есть, люди, которые проявляли намерение направиться в Девятый Вариант, стали ощущать на себе такое же нарастающее и становящееся нестерпимым давление, которое до этого испытывали все те, кто пытался приблизиться к Существам. </w:t>
       </w:r>
     </w:p>
     <w:p>
@@ -3104,19 +3008,7 @@
         <w:rPr>
           <w:lang w:val="ru-RU"/>
         </w:rPr>
-        <w:t xml:space="preserve">С учётом этого, Маниш предположил, что Ион заинтересовался, в частности, необычно высоким уровнем моего контура и попытался похитить меня, с целью доставки в Трайб и какого-то дальнейшего использования. Разумеется, я не мог не ужаснуться, представив себе, что могло бы случиться, если </w:t>
-      </w:r>
-      <w:r>
-        <w:rPr>
-          <w:lang w:val="ru-RU"/>
-        </w:rPr>
-        <w:t xml:space="preserve">бы </w:t>
-      </w:r>
-      <w:r>
-        <w:rPr>
-          <w:lang w:val="ru-RU"/>
-        </w:rPr>
-        <w:t xml:space="preserve">такой план удалось </w:t>
+        <w:t xml:space="preserve">С учётом этого, Маниш предположил, что Ион заинтересовался, в частности, необычно высоким уровнем моего контура и попытался похитить меня, с целью доставки в Трайб и какого-то дальнейшего использования. Разумеется, я не мог не ужаснуться, представив себе, что могло бы случиться, если бы такой план удалось </w:t>
       </w:r>
       <w:r>
         <w:rPr>
@@ -3484,25 +3376,50 @@
         <w:rPr>
           <w:lang w:val="ru-RU"/>
         </w:rPr>
-        <w:t xml:space="preserve"> — которых люди использовали здесь как ездовых животных</w:t>
-      </w:r>
-      <w:r>
-        <w:rPr>
-          <w:lang w:val="ru-RU"/>
-        </w:rPr>
-        <w:t>. А ещё там до сих пор проживают этносы и народности, которые мы тоже склонны считать вымышленными, к примеру, гномы, эльфы и орки. В этом мире, как я уже упоминал, распространено колдовство, практикуемое ограниченным кругом людей — колдунов и колдуний</w:t>
-      </w:r>
-      <w:r>
-        <w:rPr>
-          <w:lang w:val="ru-RU"/>
-        </w:rPr>
-        <w:t>, образующих своё закрытое сообщество — Орден</w:t>
+        <w:t xml:space="preserve"> — которых люди использ</w:t>
+      </w:r>
+      <w:r>
+        <w:rPr>
+          <w:lang w:val="ru-RU"/>
+        </w:rPr>
+        <w:t>уют</w:t>
+      </w:r>
+      <w:r>
+        <w:rPr>
+          <w:lang w:val="ru-RU"/>
+        </w:rPr>
+        <w:t xml:space="preserve"> здесь как ездовых животных</w:t>
       </w:r>
       <w:r>
         <w:rPr>
           <w:lang w:val="ru-RU"/>
         </w:rPr>
         <w:t>.</w:t>
+      </w:r>
+      <w:r>
+        <w:rPr>
+          <w:lang w:val="ru-RU"/>
+        </w:rPr>
+        <w:t xml:space="preserve"> </w:t>
+      </w:r>
+      <w:r>
+        <w:rPr>
+          <w:lang w:val="ru-RU"/>
+        </w:rPr>
+        <w:t>Но управлять такими животными не всегда легко. К примеру, чтобы получить возможность летать на драконе, его нужно сначала «оседлать» — задание не из лёгких, и выполнить его способны только люди смелые и подготовленные.</w:t>
+      </w:r>
+    </w:p>
+    <w:p>
+      <w:pPr>
+        <w:rPr>
+          <w:lang w:val="ru-RU"/>
+        </w:rPr>
+      </w:pPr>
+      <w:r>
+        <w:rPr>
+          <w:lang w:val="ru-RU"/>
+        </w:rPr>
+        <w:t>А ещё там до сих пор проживают этносы и народности, которые мы тоже склонны считать вымышленными, к примеру, гномы, эльфы и орки. В этом мире, как я уже упоминал, распространено колдовство, практикуемое ограниченным кругом людей — колдунов и колдуний, образующих своё закрытое сообщество — Орден.</w:t>
       </w:r>
     </w:p>
     <w:p>

--- a/text/0prologue/prologue.docx
+++ b/text/0prologue/prologue.docx
@@ -974,7 +974,25 @@
         <w:rPr>
           <w:lang w:val="ru-RU"/>
         </w:rPr>
-        <w:t xml:space="preserve">бразуется самородок. Самородки могут быть самых разных размеров, достигая порой сотен амфор. Для сравнения: в среднем человеке содержится </w:t>
+        <w:t>бразуется самородок. Самородки могут быть самых разных размеров, достигая порой сотен амфор</w:t>
+      </w:r>
+      <w:r>
+        <w:rPr>
+          <w:lang w:val="ru-RU"/>
+        </w:rPr>
+        <w:t xml:space="preserve"> </w:t>
+      </w:r>
+      <w:r>
+        <w:rPr>
+          <w:lang w:val="ru-RU"/>
+        </w:rPr>
+        <w:t>Эссенции</w:t>
+      </w:r>
+      <w:r>
+        <w:rPr>
+          <w:lang w:val="ru-RU"/>
+        </w:rPr>
+        <w:t xml:space="preserve">. Для сравнения: в среднем человеке содержится </w:t>
       </w:r>
       <w:r>
         <w:rPr>
@@ -986,7 +1004,7 @@
         <w:rPr>
           <w:lang w:val="ru-RU"/>
         </w:rPr>
-        <w:t xml:space="preserve">-десять амфор Эссенции. </w:t>
+        <w:t xml:space="preserve">-десять амфор. </w:t>
       </w:r>
     </w:p>
     <w:p>
@@ -1036,13 +1054,25 @@
         <w:rPr>
           <w:lang w:val="ru-RU"/>
         </w:rPr>
-        <w:t>Сначала Врат было восемь. Первые появились на Земле, когда мне было девять лет. Остальные семь возникли в течение следующего</w:t>
-      </w:r>
-      <w:r>
-        <w:rPr>
-          <w:lang w:val="ru-RU"/>
-        </w:rPr>
-        <w:t xml:space="preserve"> менее чем года</w:t>
+        <w:t xml:space="preserve">Сначала Врат было восемь. Первые появились на Земле, когда мне было девять лет. Остальные семь возникли </w:t>
+      </w:r>
+      <w:r>
+        <w:rPr>
+          <w:lang w:val="ru-RU"/>
+        </w:rPr>
+        <w:t>в течение следующего года</w:t>
+      </w:r>
+      <w:r>
+        <w:rPr>
+          <w:lang w:val="ru-RU"/>
+        </w:rPr>
+        <w:t xml:space="preserve"> </w:t>
+      </w:r>
+      <w:r>
+        <w:rPr>
+          <w:lang w:val="ru-RU"/>
+        </w:rPr>
+        <w:t>или около того</w:t>
       </w:r>
       <w:r>
         <w:rPr>
@@ -1061,7 +1091,13 @@
         <w:rPr>
           <w:lang w:val="ru-RU"/>
         </w:rPr>
-        <w:t xml:space="preserve">В течение некоторого времени Врата, Существ и Бури пытались изучать. Но довольно скоро обнаружилось, что всякий интерес к этому предмету вызывает странное противодействие — </w:t>
+        <w:t>Какое-то время</w:t>
+      </w:r>
+      <w:r>
+        <w:rPr>
+          <w:lang w:val="ru-RU"/>
+        </w:rPr>
+        <w:t xml:space="preserve"> Врата, Существ и Бури пытались изучать. Но довольно скоро обнаружилось, что всякий интерес к этому предмету вызывает странное противодействие — </w:t>
       </w:r>
       <w:r>
         <w:rPr>
@@ -1079,14 +1115,14 @@
         <w:rPr>
           <w:lang w:val="ru-RU"/>
         </w:rPr>
-        <w:t xml:space="preserve">, как только они уделяют внимание этой теме, возникает неприятное ощущение — депрессия, апатия и атрофия воли — потеря всякого желания что-либо делать. А попытки даже приблизиться к Существам с любыми, к примеру </w:t>
+        <w:t xml:space="preserve">, как только они уделяют внимание этой теме, возникает неприятное ощущение — депрессия, апатия и атрофия воли — потеря всякого желания что-либо делать. А попытки даже приблизиться к Существам с любыми, к примеру исследовательскими целями </w:t>
       </w:r>
       <w:r>
         <w:rPr>
           <w:lang w:val="ru-RU"/>
         </w:rPr>
         <w:lastRenderedPageBreak/>
-        <w:t>исследовательскими целями вызывали уже совершенно явный отпор — нарастающее и быстро становящееся невыносимым психологическое воздействие неизвестной природы.</w:t>
+        <w:t>вызывали уже совершенно явный отпор — нарастающее и быстро становящееся невыносимым психологическое воздействие неизвестной природы.</w:t>
       </w:r>
     </w:p>
     <w:p>
@@ -2867,20 +2903,56 @@
         <w:rPr>
           <w:lang w:val="ru-RU"/>
         </w:rPr>
-        <w:t xml:space="preserve">А Девятый Вариант оказался непохожим на другие восемь. </w:t>
-      </w:r>
-    </w:p>
-    <w:p>
-      <w:pPr>
-        <w:rPr>
-          <w:lang w:val="ru-RU"/>
-        </w:rPr>
-      </w:pPr>
-      <w:r>
-        <w:rPr>
-          <w:lang w:val="ru-RU"/>
-        </w:rPr>
-        <w:t>Во-первых, порог входа в него оказался гораздо выше других Вариантов — около двухсот семидесяти квинтов. А значит, проходить в него могли далеко не все страйдеры, уровень которых был существенно ниже. А вот я, как оказалось мог. Уровень моего контура составляет две</w:t>
+        <w:t>Девятый Вариант</w:t>
+      </w:r>
+      <w:r>
+        <w:rPr>
+          <w:lang w:val="ru-RU"/>
+        </w:rPr>
+        <w:t xml:space="preserve"> открылся вместе с появлением девятых Врат. И он</w:t>
+      </w:r>
+      <w:r>
+        <w:rPr>
+          <w:lang w:val="ru-RU"/>
+        </w:rPr>
+        <w:t xml:space="preserve"> оказался</w:t>
+      </w:r>
+      <w:r>
+        <w:rPr>
+          <w:lang w:val="ru-RU"/>
+        </w:rPr>
+        <w:t xml:space="preserve"> очень</w:t>
+      </w:r>
+      <w:r>
+        <w:rPr>
+          <w:lang w:val="ru-RU"/>
+        </w:rPr>
+        <w:t xml:space="preserve"> непохожим на другие восемь. </w:t>
+      </w:r>
+    </w:p>
+    <w:p>
+      <w:pPr>
+        <w:rPr>
+          <w:lang w:val="ru-RU"/>
+        </w:rPr>
+      </w:pPr>
+      <w:r>
+        <w:rPr>
+          <w:lang w:val="ru-RU"/>
+        </w:rPr>
+        <w:t xml:space="preserve">Во-первых, порог входа в него </w:t>
+      </w:r>
+      <w:r>
+        <w:rPr>
+          <w:lang w:val="ru-RU"/>
+        </w:rPr>
+        <w:t>был</w:t>
+      </w:r>
+      <w:r>
+        <w:rPr>
+          <w:lang w:val="ru-RU"/>
+        </w:rPr>
+        <w:t xml:space="preserve"> гораздо выше других Вариантов — около двухсот семидесяти квинтов. А значит, проходить в него могли далеко не все страйдеры, уровень которых был существенно ниже. А вот я, как оказалось мог. Уровень моего контура составляет две</w:t>
       </w:r>
       <w:r>
         <w:rPr>
@@ -2931,7 +3003,31 @@
         <w:rPr>
           <w:lang w:val="ru-RU"/>
         </w:rPr>
-        <w:t>Так вот Мона стала руководителем рабочей группы по новому Варианту, и об этом мы узнали по пути в Триллиум — офис трёх Агентств — где затем состоялось афтепати — так назывались совещания, посвящённые анализу состоявшихся пикингов и полученных результатов.</w:t>
+        <w:t xml:space="preserve">Так вот Мона стала руководителем рабочей группы по новому Варианту, и об этом мы узнали по пути в Триллиум — офис трёх Агентств — где затем состоялось </w:t>
+      </w:r>
+      <w:r>
+        <w:rPr>
+          <w:lang w:val="ru-RU"/>
+        </w:rPr>
+        <w:t>«</w:t>
+      </w:r>
+      <w:r>
+        <w:rPr>
+          <w:lang w:val="ru-RU"/>
+        </w:rPr>
+        <w:t>афтепати</w:t>
+      </w:r>
+      <w:r>
+        <w:rPr>
+          <w:lang w:val="ru-RU"/>
+        </w:rPr>
+        <w:t>»</w:t>
+      </w:r>
+      <w:r>
+        <w:rPr>
+          <w:lang w:val="ru-RU"/>
+        </w:rPr>
+        <w:t xml:space="preserve"> — так назывались совещания, посвящённые анализу состоявшихся пикингов и полученных результатов.</w:t>
       </w:r>
     </w:p>
     <w:p>
@@ -3357,7 +3453,19 @@
         <w:rPr>
           <w:lang w:val="ru-RU"/>
         </w:rPr>
-        <w:t xml:space="preserve">Мы с Артом на его любимом глайдере Большой Том за ночь преодолели почти двадцать тысяч километров и прошли через седьмые Врата во Второй Вариант. </w:t>
+        <w:t xml:space="preserve">Мы с Артом на его любимом глайдере Большой Том за ночь преодолели почти </w:t>
+      </w:r>
+      <w:r>
+        <w:rPr>
+          <w:lang w:val="ru-RU"/>
+        </w:rPr>
+        <w:t>девять</w:t>
+      </w:r>
+      <w:r>
+        <w:rPr>
+          <w:lang w:val="ru-RU"/>
+        </w:rPr>
+        <w:t xml:space="preserve"> тысяч километров и прошли через седьмые Врата во Второй Вариант. </w:t>
       </w:r>
     </w:p>
     <w:p>
@@ -3412,14 +3520,27 @@
     <w:p>
       <w:pPr>
         <w:rPr>
-          <w:lang w:val="ru-RU"/>
-        </w:rPr>
-      </w:pPr>
-      <w:r>
-        <w:rPr>
-          <w:lang w:val="ru-RU"/>
-        </w:rPr>
-        <w:t>А ещё там до сих пор проживают этносы и народности, которые мы тоже склонны считать вымышленными, к примеру, гномы, эльфы и орки. В этом мире, как я уже упоминал, распространено колдовство, практикуемое ограниченным кругом людей — колдунов и колдуний, образующих своё закрытое сообщество — Орден.</w:t>
+          <w:lang w:val="en-US"/>
+        </w:rPr>
+      </w:pPr>
+      <w:r>
+        <w:rPr>
+          <w:lang w:val="ru-RU"/>
+        </w:rPr>
+        <w:t xml:space="preserve">А ещё там до сих пор проживают этносы и народности, которые мы тоже склонны считать вымышленными, к примеру, гномы, эльфы и орки. </w:t>
+      </w:r>
+    </w:p>
+    <w:p>
+      <w:pPr>
+        <w:rPr>
+          <w:lang w:val="ru-RU"/>
+        </w:rPr>
+      </w:pPr>
+      <w:r>
+        <w:rPr>
+          <w:lang w:val="ru-RU"/>
+        </w:rPr>
+        <w:t>В этом мире, как я уже упоминал, распространено колдовство, практикуемое ограниченным кругом людей — колдунов и колдуний, образующих своё закрытое сообщество — Орден.</w:t>
       </w:r>
     </w:p>
     <w:p>

--- a/text/0prologue/prologue.docx
+++ b/text/0prologue/prologue.docx
@@ -2794,7 +2794,31 @@
         <w:rPr>
           <w:lang w:val="ru-RU"/>
         </w:rPr>
-        <w:t>Тогда же к нам присоединилась Кирстен, сотрудница Агентства Межвариантных Операций (АМ</w:t>
+        <w:t xml:space="preserve">Тогда же к нам присоединилась Кирстен, сотрудница Агентства </w:t>
+      </w:r>
+      <w:r>
+        <w:rPr>
+          <w:lang w:val="ru-RU"/>
+        </w:rPr>
+        <w:t xml:space="preserve">Обеспечения </w:t>
+      </w:r>
+      <w:r>
+        <w:rPr>
+          <w:lang w:val="ru-RU"/>
+        </w:rPr>
+        <w:t>Межвариантных Операций (А</w:t>
+      </w:r>
+      <w:r>
+        <w:rPr>
+          <w:lang w:val="ru-RU"/>
+        </w:rPr>
+        <w:t>О</w:t>
+      </w:r>
+      <w:r>
+        <w:rPr>
+          <w:lang w:val="ru-RU"/>
+        </w:rPr>
+        <w:t>М</w:t>
       </w:r>
       <w:r>
         <w:rPr>
@@ -2806,7 +2830,19 @@
         <w:rPr>
           <w:lang w:val="ru-RU"/>
         </w:rPr>
-        <w:t>) и бывшая инструктор Арта в период его страйдерской подготовки. АМВ вместе с АРК, а также третьим — Агентством по Межвариантному Сотрудничеству и Развитию или АМВР — составляют единую группу исполнительных органов при Мировом Форуме Первого Варианта, занимающихся взаимодействием с другими мирами Дельты.</w:t>
+        <w:t>) и бывшая инструктор Арта в период его страйдерской подготовки. А</w:t>
+      </w:r>
+      <w:r>
+        <w:rPr>
+          <w:lang w:val="en-US"/>
+        </w:rPr>
+        <w:t>OMO</w:t>
+      </w:r>
+      <w:r>
+        <w:rPr>
+          <w:lang w:val="ru-RU"/>
+        </w:rPr>
+        <w:t xml:space="preserve"> вместе с АРК, а также третьим — Агентством по Межвариантному Сотрудничеству и Развитию или АМВР — составляют единую группу исполнительных органов при Мировом Форуме Первого Варианта, занимающихся взаимодействием с другими мирами Дельты.</w:t>
       </w:r>
     </w:p>
     <w:p>
@@ -3520,7 +3556,7 @@
     <w:p>
       <w:pPr>
         <w:rPr>
-          <w:lang w:val="en-US"/>
+          <w:lang w:val="ru-RU"/>
         </w:rPr>
       </w:pPr>
       <w:r>
